--- a/tillsyn/A 46107-2023 tillsynsbegäran.docx
+++ b/tillsyn/A 46107-2023 tillsynsbegäran.docx
@@ -368,7 +368,7 @@
     <w:r>
       <w:tab/>
       <w:tab/>
-      <w:t>2026-06-18</w:t>
+      <w:t>2026-06-19</w:t>
       <w:br/>
       <w:br/>
     </w:r>

--- a/tillsyn/A 46107-2023 tillsynsbegäran.docx
+++ b/tillsyn/A 46107-2023 tillsynsbegäran.docx
@@ -368,7 +368,7 @@
     <w:r>
       <w:tab/>
       <w:tab/>
-      <w:t>2026-06-19</w:t>
+      <w:t>2026-06-20</w:t>
       <w:br/>
       <w:br/>
     </w:r>

--- a/tillsyn/A 46107-2023 tillsynsbegäran.docx
+++ b/tillsyn/A 46107-2023 tillsynsbegäran.docx
@@ -12,10 +12,7 @@
     </w:p>
     <w:p>
       <w:r>
-        <w:t>Detta dokument behandlar höga naturvärden i avverkningsanmälan A 46107-2023 i Skellefteå kommun som inkom 2023-09-21 och omfattar 1,3 ha.</w:t>
-      </w:r>
-      <w:r>
-        <w:t xml:space="preserve"> I Figur 1 visas fyndplatser för naturvårdsarter i området, som finns registrerade på Artportalen.</w:t>
+        <w:t>Denna tillsynsbegäran behandlar höga naturvärden i avverkningsanmälan A 46107-2023 i Skellefteå kommun som inkom 2023-09-21 och omfattar 1,3 ha.</w:t>
       </w:r>
     </w:p>
     <w:p>
@@ -63,7 +60,20 @@
         <w:spacing w:after="240"/>
       </w:pPr>
       <w:r>
-        <w:t>Figur 1. Fyndplatser för naturvårdsarter inom 18 meter från avverkningsanmälan (röd linje). Inom parentes anges rödlistekategorier, S för signalarter, Tför typiska arter och fridlysningsparagrafer i artskyddsförordningen.Markörer utan svart kant är placerade på fyndplatsen. Markörer med svart kant är placerade vid sidan av fyndplatsen och har ett svart streck som visar fyndplatsens exakta position. Kartans mittpunktskoordinat är N 7190225, E 757653 i SWEREF 99 TM.</w:t>
+        <w:t>Figur 1. Fyndplatser för naturvårdsarter inom 18 meter från avverkningsanmälan. Markörer utan svart kant är placerade på fyndplatsen. Markörer med svart kant är placerade vid sidan av fyndplatsen har ett svart streck som visar fyndplatsens exakta position. Kartans mittpunktskoordinat är N 7190225, E 757653 i SWEREF 99 TM.</w:t>
+      </w:r>
+    </w:p>
+    <w:p>
+      <w:r>
+        <w:t>Inom 18 meter från avverkningsanmälan finns fynd av 3 naturvårdsarter, varav 2 är rödlistade, 3 är typiska (T) och 1 är signalart (S): garnlav (VU, T), ullticka (NT, T) och stuplav (S, T). Se Figur 1.</w:t>
+      </w:r>
+    </w:p>
+    <w:p>
+      <w:pPr>
+        <w:pStyle w:val="Heading1"/>
+      </w:pPr>
+      <w:r>
+        <w:t>Tillsynsbegäran</w:t>
       </w:r>
     </w:p>
     <w:p>
@@ -77,26 +87,16 @@
       </w:r>
     </w:p>
     <w:p>
-      <w:r>
-        <w:t>Nedan beskrivs fynd av naturvårdsarter som gjorts i det avverkningsanmälda området.</w:t>
-      </w:r>
-    </w:p>
-    <w:p>
       <w:pPr>
         <w:pStyle w:val="Heading1"/>
       </w:pPr>
       <w:r>
-        <w:t>Naturvårdsarter</w:t>
+        <w:t>Naturvårdsarter och fridlysta arter</w:t>
       </w:r>
     </w:p>
     <w:p>
       <w:r>
-        <w:t>Inom 18 meter från avverkningsanmälan har följande 3 naturvårdsarter hittats: garnlav (VU, T), ullticka (NT, T) och stuplav (S, T). Av dessa är 2 rödlistade. För rödlistade arter har rödlistekategorin angivits inom parentes. Arter som är signalarter enligt Skogsstyrelsen har markerats med (S). Typiska arter inom Natura 2000 som är kopplade till skogsekosystem har markerats med (T).</w:t>
-      </w:r>
-    </w:p>
-    <w:p>
-      <w:r>
-        <w:t>De påträffade naturvårdsarterna är ett tydligt kvitto på att det rör sig om en skog med höga naturvärden.</w:t>
+        <w:t>Nedan följer beskrivningar av de naturvårdsarter och fridlysta arter som har sina livsmiljöer och växtplatser i den avverkningsanmälda skogen. De påträffade naturvårdsarterna är ett tydligt kvitto på att det rör sig om en skog med höga naturvärden.</w:t>
       </w:r>
     </w:p>
     <w:p>
@@ -126,6 +126,62 @@
       </w:r>
       <w:r>
         <w:t xml:space="preserve"> (SLU Artdatabanken, 2026).</w:t>
+      </w:r>
+    </w:p>
+    <w:p>
+      <w:r>
+        <w:rPr>
+          <w:b/>
+        </w:rPr>
+        <w:t>Ullticka (NT)</w:t>
+      </w:r>
+      <w:r>
+        <w:t xml:space="preserve"> är knuten till restbestånd av barrnaturskog och förekommer med ett tydligt optimum i orörda eller måttligt påverkade gamla granskogar där det föreligger viss kontinuitet av grov död ved. Ullticka är en bra signalart inom hela sitt utbredningsområde och i södra Sverige är den sällsynt och en god signalart för skyddsvärda granskogsmiljöer. Den hotas av avverkning och fragmentering av naturskog och äldre granskog med lång trädkontinuitet. På ullticka kan ibland ulltickeporing (VU) påträffas - det är en sällsynt ticka som nyligen delats upp i de tre olika arterna ulltickeporing </w:t>
+      </w:r>
+      <w:r>
+        <w:rPr>
+          <w:i/>
+        </w:rPr>
+        <w:t xml:space="preserve">Skeletocutis brevispora </w:t>
+      </w:r>
+      <w:r>
+        <w:t>(VU)</w:t>
+      </w:r>
+      <w:r>
+        <w:rPr>
+          <w:i/>
+        </w:rPr>
+        <w:t>, Skeletocutis delicata</w:t>
+      </w:r>
+      <w:r>
+        <w:t xml:space="preserve"> (VU)</w:t>
+      </w:r>
+      <w:r>
+        <w:rPr>
+          <w:i/>
+        </w:rPr>
+        <w:t xml:space="preserve"> och Skeletocutis exilis</w:t>
+      </w:r>
+      <w:r>
+        <w:t xml:space="preserve"> (NT). Ullticka är typisk art för </w:t>
+      </w:r>
+      <w:r>
+        <w:rPr>
+          <w:i/>
+        </w:rPr>
+        <w:t xml:space="preserve">9010 Taiga, 9050 Näringsrik granskog </w:t>
+      </w:r>
+      <w:r>
+        <w:t xml:space="preserve">och </w:t>
+      </w:r>
+      <w:r>
+        <w:rPr>
+          <w:i/>
+        </w:rPr>
+        <w:t>9030 Landhöjningsskog</w:t>
+      </w:r>
+      <w:r>
+        <w:t xml:space="preserve"> (SLU Artdatabanken, 2026; Nitare &amp; Skogsstyrelsen, 2019; Miettinen &amp; Niemelä, 2018).</w:t>
       </w:r>
     </w:p>
     <w:p>
@@ -184,62 +240,6 @@
         <w:t xml:space="preserve"> (SLU Artdatabanken, 2026; Nitare &amp; Skogsstyrelsen, 2019).</w:t>
       </w:r>
     </w:p>
-    <w:p>
-      <w:r>
-        <w:rPr>
-          <w:b/>
-        </w:rPr>
-        <w:t>Ullticka (NT)</w:t>
-      </w:r>
-      <w:r>
-        <w:t xml:space="preserve"> är knuten till restbestånd av barrnaturskog och förekommer med ett tydligt optimum i orörda eller måttligt påverkade gamla granskogar där det föreligger viss kontinuitet av grov död ved. Ullticka är en bra signalart inom hela sitt utbredningsområde och i södra Sverige är den sällsynt och en god signalart för skyddsvärda granskogsmiljöer. Den hotas av avverkning och fragmentering av naturskog och äldre granskog med lång trädkontinuitet. På ullticka kan ibland ulltickeporing (VU) påträffas - det är en sällsynt ticka som nyligen delats upp i de tre olika arterna ulltickeporing </w:t>
-      </w:r>
-      <w:r>
-        <w:rPr>
-          <w:i/>
-        </w:rPr>
-        <w:t xml:space="preserve">Skeletocutis brevispora </w:t>
-      </w:r>
-      <w:r>
-        <w:t>(VU)</w:t>
-      </w:r>
-      <w:r>
-        <w:rPr>
-          <w:i/>
-        </w:rPr>
-        <w:t>, Skeletocutis delicata</w:t>
-      </w:r>
-      <w:r>
-        <w:t xml:space="preserve"> (VU)</w:t>
-      </w:r>
-      <w:r>
-        <w:rPr>
-          <w:i/>
-        </w:rPr>
-        <w:t xml:space="preserve"> och Skeletocutis exilis</w:t>
-      </w:r>
-      <w:r>
-        <w:t xml:space="preserve"> (NT). Ullticka är typisk art för </w:t>
-      </w:r>
-      <w:r>
-        <w:rPr>
-          <w:i/>
-        </w:rPr>
-        <w:t xml:space="preserve">9010 Taiga, 9050 Näringsrik granskog </w:t>
-      </w:r>
-      <w:r>
-        <w:t xml:space="preserve">och </w:t>
-      </w:r>
-      <w:r>
-        <w:rPr>
-          <w:i/>
-        </w:rPr>
-        <w:t>9030 Landhöjningsskog</w:t>
-      </w:r>
-      <w:r>
-        <w:t xml:space="preserve"> (SLU Artdatabanken, 2026; Nitare &amp; Skogsstyrelsen, 2019; Miettinen &amp; Niemelä, 2018).</w:t>
-      </w:r>
-    </w:p>
     <w:sectPr>
       <w:headerReference w:type="even" r:id="rId8"/>
       <w:headerReference w:type="default" r:id="rId9"/>
@@ -368,7 +368,7 @@
     <w:r>
       <w:tab/>
       <w:tab/>
-      <w:t>2026-06-20</w:t>
+      <w:t>2026-06-21</w:t>
       <w:br/>
       <w:br/>
     </w:r>

--- a/tillsyn/A 46107-2023 tillsynsbegäran.docx
+++ b/tillsyn/A 46107-2023 tillsynsbegäran.docx
@@ -368,7 +368,7 @@
     <w:r>
       <w:tab/>
       <w:tab/>
-      <w:t>2026-06-21</w:t>
+      <w:t>2026-06-22</w:t>
       <w:br/>
       <w:br/>
     </w:r>

--- a/tillsyn/A 46107-2023 tillsynsbegäran.docx
+++ b/tillsyn/A 46107-2023 tillsynsbegäran.docx
@@ -368,7 +368,7 @@
     <w:r>
       <w:tab/>
       <w:tab/>
-      <w:t>2026-06-22</w:t>
+      <w:t>2026-06-23</w:t>
       <w:br/>
       <w:br/>
     </w:r>

--- a/tillsyn/A 46107-2023 tillsynsbegäran.docx
+++ b/tillsyn/A 46107-2023 tillsynsbegäran.docx
@@ -368,7 +368,7 @@
     <w:r>
       <w:tab/>
       <w:tab/>
-      <w:t>2026-06-23</w:t>
+      <w:t>2026-06-24</w:t>
       <w:br/>
       <w:br/>
     </w:r>

--- a/tillsyn/A 46107-2023 tillsynsbegäran.docx
+++ b/tillsyn/A 46107-2023 tillsynsbegäran.docx
@@ -368,7 +368,7 @@
     <w:r>
       <w:tab/>
       <w:tab/>
-      <w:t>2026-06-24</w:t>
+      <w:t>2026-06-25</w:t>
       <w:br/>
       <w:br/>
     </w:r>

--- a/tillsyn/A 46107-2023 tillsynsbegäran.docx
+++ b/tillsyn/A 46107-2023 tillsynsbegäran.docx
@@ -368,7 +368,7 @@
     <w:r>
       <w:tab/>
       <w:tab/>
-      <w:t>2026-06-25</w:t>
+      <w:t>2026-06-26</w:t>
       <w:br/>
       <w:br/>
     </w:r>

--- a/tillsyn/A 46107-2023 tillsynsbegäran.docx
+++ b/tillsyn/A 46107-2023 tillsynsbegäran.docx
@@ -368,7 +368,7 @@
     <w:r>
       <w:tab/>
       <w:tab/>
-      <w:t>2026-06-26</w:t>
+      <w:t>2026-06-27</w:t>
       <w:br/>
       <w:br/>
     </w:r>

--- a/tillsyn/A 46107-2023 tillsynsbegäran.docx
+++ b/tillsyn/A 46107-2023 tillsynsbegäran.docx
@@ -368,7 +368,7 @@
     <w:r>
       <w:tab/>
       <w:tab/>
-      <w:t>2026-06-27</w:t>
+      <w:t>2026-06-28</w:t>
       <w:br/>
       <w:br/>
     </w:r>

--- a/tillsyn/A 46107-2023 tillsynsbegäran.docx
+++ b/tillsyn/A 46107-2023 tillsynsbegäran.docx
@@ -368,7 +368,7 @@
     <w:r>
       <w:tab/>
       <w:tab/>
-      <w:t>2026-06-28</w:t>
+      <w:t>2026-06-29</w:t>
       <w:br/>
       <w:br/>
     </w:r>

--- a/tillsyn/A 46107-2023 tillsynsbegäran.docx
+++ b/tillsyn/A 46107-2023 tillsynsbegäran.docx
@@ -368,7 +368,7 @@
     <w:r>
       <w:tab/>
       <w:tab/>
-      <w:t>2026-06-29</w:t>
+      <w:t>2026-06-30</w:t>
       <w:br/>
       <w:br/>
     </w:r>

--- a/tillsyn/A 46107-2023 tillsynsbegäran.docx
+++ b/tillsyn/A 46107-2023 tillsynsbegäran.docx
@@ -368,7 +368,7 @@
     <w:r>
       <w:tab/>
       <w:tab/>
-      <w:t>2026-06-30</w:t>
+      <w:t>2026-07-01</w:t>
       <w:br/>
       <w:br/>
     </w:r>

--- a/tillsyn/A 46107-2023 tillsynsbegäran.docx
+++ b/tillsyn/A 46107-2023 tillsynsbegäran.docx
@@ -368,7 +368,7 @@
     <w:r>
       <w:tab/>
       <w:tab/>
-      <w:t>2026-07-01</w:t>
+      <w:t>2026-07-02</w:t>
       <w:br/>
       <w:br/>
     </w:r>

--- a/tillsyn/A 46107-2023 tillsynsbegäran.docx
+++ b/tillsyn/A 46107-2023 tillsynsbegäran.docx
@@ -368,7 +368,7 @@
     <w:r>
       <w:tab/>
       <w:tab/>
-      <w:t>2026-07-02</w:t>
+      <w:t>2026-07-03</w:t>
       <w:br/>
       <w:br/>
     </w:r>

--- a/tillsyn/A 46107-2023 tillsynsbegäran.docx
+++ b/tillsyn/A 46107-2023 tillsynsbegäran.docx
@@ -368,7 +368,7 @@
     <w:r>
       <w:tab/>
       <w:tab/>
-      <w:t>2026-07-13</w:t>
+      <w:t>2026-07-14</w:t>
       <w:br/>
       <w:br/>
     </w:r>

--- a/tillsyn/A 46107-2023 tillsynsbegäran.docx
+++ b/tillsyn/A 46107-2023 tillsynsbegäran.docx
@@ -368,7 +368,7 @@
     <w:r>
       <w:tab/>
       <w:tab/>
-      <w:t>2026-07-14</w:t>
+      <w:t>2026-07-15</w:t>
       <w:br/>
       <w:br/>
     </w:r>

--- a/tillsyn/A 46107-2023 tillsynsbegäran.docx
+++ b/tillsyn/A 46107-2023 tillsynsbegäran.docx
@@ -368,7 +368,7 @@
     <w:r>
       <w:tab/>
       <w:tab/>
-      <w:t>2026-07-15</w:t>
+      <w:t>2026-07-16</w:t>
       <w:br/>
       <w:br/>
     </w:r>

--- a/tillsyn/A 46107-2023 tillsynsbegäran.docx
+++ b/tillsyn/A 46107-2023 tillsynsbegäran.docx
@@ -368,7 +368,7 @@
     <w:r>
       <w:tab/>
       <w:tab/>
-      <w:t>2026-07-16</w:t>
+      <w:t>2026-07-17</w:t>
       <w:br/>
       <w:br/>
     </w:r>

--- a/tillsyn/A 46107-2023 tillsynsbegäran.docx
+++ b/tillsyn/A 46107-2023 tillsynsbegäran.docx
@@ -368,7 +368,7 @@
     <w:r>
       <w:tab/>
       <w:tab/>
-      <w:t>2026-07-17</w:t>
+      <w:t>2026-07-18</w:t>
       <w:br/>
       <w:br/>
     </w:r>

--- a/tillsyn/A 46107-2023 tillsynsbegäran.docx
+++ b/tillsyn/A 46107-2023 tillsynsbegäran.docx
@@ -368,7 +368,7 @@
     <w:r>
       <w:tab/>
       <w:tab/>
-      <w:t>2026-07-18</w:t>
+      <w:t>2026-07-19</w:t>
       <w:br/>
       <w:br/>
     </w:r>

--- a/tillsyn/A 46107-2023 tillsynsbegäran.docx
+++ b/tillsyn/A 46107-2023 tillsynsbegäran.docx
@@ -368,7 +368,7 @@
     <w:r>
       <w:tab/>
       <w:tab/>
-      <w:t>2026-07-19</w:t>
+      <w:t>2026-07-20</w:t>
       <w:br/>
       <w:br/>
     </w:r>

--- a/tillsyn/A 46107-2023 tillsynsbegäran.docx
+++ b/tillsyn/A 46107-2023 tillsynsbegäran.docx
@@ -368,7 +368,7 @@
     <w:r>
       <w:tab/>
       <w:tab/>
-      <w:t>2026-07-20</w:t>
+      <w:t>2026-07-21</w:t>
       <w:br/>
       <w:br/>
     </w:r>

--- a/tillsyn/A 46107-2023 tillsynsbegäran.docx
+++ b/tillsyn/A 46107-2023 tillsynsbegäran.docx
@@ -368,7 +368,7 @@
     <w:r>
       <w:tab/>
       <w:tab/>
-      <w:t>2026-07-21</w:t>
+      <w:t>2026-07-22</w:t>
       <w:br/>
       <w:br/>
     </w:r>

--- a/tillsyn/A 46107-2023 tillsynsbegäran.docx
+++ b/tillsyn/A 46107-2023 tillsynsbegäran.docx
@@ -368,7 +368,7 @@
     <w:r>
       <w:tab/>
       <w:tab/>
-      <w:t>2026-07-22</w:t>
+      <w:t>2026-07-23</w:t>
       <w:br/>
       <w:br/>
     </w:r>

--- a/tillsyn/A 46107-2023 tillsynsbegäran.docx
+++ b/tillsyn/A 46107-2023 tillsynsbegäran.docx
@@ -368,7 +368,7 @@
     <w:r>
       <w:tab/>
       <w:tab/>
-      <w:t>2026-07-23</w:t>
+      <w:t>2026-07-24</w:t>
       <w:br/>
       <w:br/>
     </w:r>

--- a/tillsyn/A 46107-2023 tillsynsbegäran.docx
+++ b/tillsyn/A 46107-2023 tillsynsbegäran.docx
@@ -368,7 +368,7 @@
     <w:r>
       <w:tab/>
       <w:tab/>
-      <w:t>2026-07-24</w:t>
+      <w:t>2026-07-25</w:t>
       <w:br/>
       <w:br/>
     </w:r>

--- a/tillsyn/A 46107-2023 tillsynsbegäran.docx
+++ b/tillsyn/A 46107-2023 tillsynsbegäran.docx
@@ -368,7 +368,7 @@
     <w:r>
       <w:tab/>
       <w:tab/>
-      <w:t>2026-07-25</w:t>
+      <w:t>2026-07-26</w:t>
       <w:br/>
       <w:br/>
     </w:r>

--- a/tillsyn/A 46107-2023 tillsynsbegäran.docx
+++ b/tillsyn/A 46107-2023 tillsynsbegäran.docx
@@ -368,7 +368,7 @@
     <w:r>
       <w:tab/>
       <w:tab/>
-      <w:t>2026-07-26</w:t>
+      <w:t>2026-07-27</w:t>
       <w:br/>
       <w:br/>
     </w:r>

--- a/tillsyn/A 46107-2023 tillsynsbegäran.docx
+++ b/tillsyn/A 46107-2023 tillsynsbegäran.docx
@@ -368,7 +368,7 @@
     <w:r>
       <w:tab/>
       <w:tab/>
-      <w:t>2026-07-27</w:t>
+      <w:t>2026-07-28</w:t>
       <w:br/>
       <w:br/>
     </w:r>

--- a/tillsyn/A 46107-2023 tillsynsbegäran.docx
+++ b/tillsyn/A 46107-2023 tillsynsbegäran.docx
@@ -368,7 +368,7 @@
     <w:r>
       <w:tab/>
       <w:tab/>
-      <w:t>2026-07-28</w:t>
+      <w:t>2026-07-29</w:t>
       <w:br/>
       <w:br/>
     </w:r>

--- a/tillsyn/A 46107-2023 tillsynsbegäran.docx
+++ b/tillsyn/A 46107-2023 tillsynsbegäran.docx
@@ -368,7 +368,7 @@
     <w:r>
       <w:tab/>
       <w:tab/>
-      <w:t>2026-07-29</w:t>
+      <w:t>2026-07-30</w:t>
       <w:br/>
       <w:br/>
     </w:r>

--- a/tillsyn/A 46107-2023 tillsynsbegäran.docx
+++ b/tillsyn/A 46107-2023 tillsynsbegäran.docx
@@ -368,7 +368,7 @@
     <w:r>
       <w:tab/>
       <w:tab/>
-      <w:t>2026-07-30</w:t>
+      <w:t>2026-07-31</w:t>
       <w:br/>
       <w:br/>
     </w:r>

--- a/tillsyn/A 46107-2023 tillsynsbegäran.docx
+++ b/tillsyn/A 46107-2023 tillsynsbegäran.docx
@@ -368,7 +368,7 @@
     <w:r>
       <w:tab/>
       <w:tab/>
-      <w:t>2026-07-31</w:t>
+      <w:t>2026-08-01</w:t>
       <w:br/>
       <w:br/>
     </w:r>

--- a/tillsyn/A 46107-2023 tillsynsbegäran.docx
+++ b/tillsyn/A 46107-2023 tillsynsbegäran.docx
@@ -368,7 +368,7 @@
     <w:r>
       <w:tab/>
       <w:tab/>
-      <w:t>2026-08-01</w:t>
+      <w:t>2026-08-02</w:t>
       <w:br/>
       <w:br/>
     </w:r>

--- a/tillsyn/A 46107-2023 tillsynsbegäran.docx
+++ b/tillsyn/A 46107-2023 tillsynsbegäran.docx
@@ -368,7 +368,7 @@
     <w:r>
       <w:tab/>
       <w:tab/>
-      <w:t>2026-08-02</w:t>
+      <w:t>2026-08-03</w:t>
       <w:br/>
       <w:br/>
     </w:r>

--- a/tillsyn/A 46107-2023 tillsynsbegäran.docx
+++ b/tillsyn/A 46107-2023 tillsynsbegäran.docx
@@ -368,7 +368,7 @@
     <w:r>
       <w:tab/>
       <w:tab/>
-      <w:t>2026-08-03</w:t>
+      <w:t>2026-08-05</w:t>
       <w:br/>
       <w:br/>
     </w:r>

--- a/tillsyn/A 46107-2023 tillsynsbegäran.docx
+++ b/tillsyn/A 46107-2023 tillsynsbegäran.docx
@@ -368,7 +368,7 @@
     <w:r>
       <w:tab/>
       <w:tab/>
-      <w:t>2026-08-05</w:t>
+      <w:t>2026-08-07</w:t>
       <w:br/>
       <w:br/>
     </w:r>

--- a/tillsyn/A 46107-2023 tillsynsbegäran.docx
+++ b/tillsyn/A 46107-2023 tillsynsbegäran.docx
@@ -368,7 +368,7 @@
     <w:r>
       <w:tab/>
       <w:tab/>
-      <w:t>2026-08-07</w:t>
+      <w:t>2026-08-08</w:t>
       <w:br/>
       <w:br/>
     </w:r>

--- a/tillsyn/A 46107-2023 tillsynsbegäran.docx
+++ b/tillsyn/A 46107-2023 tillsynsbegäran.docx
@@ -60,7 +60,7 @@
         <w:spacing w:after="240"/>
       </w:pPr>
       <w:r>
-        <w:t>Figur 1. Fyndplatser för naturvårdsarter inom 18 meter från avverkningsanmälan. Markörer utan svart kant är placerade på fyndplatsen. Markörer med svart kant är placerade vid sidan av fyndplatsen har ett svart streck som visar fyndplatsens exakta position. Kartans mittpunktskoordinat är N 7190225, E 757653 i SWEREF 99 TM.</w:t>
+        <w:t>Figur 1. Fyndplatser för naturvårdsarter inom 18 meter från avverkningsanmälan. Markörer utan svart kant är placerade på fyndplatsen. Markörer med svart kant är placerade vid sidan av fyndplatsen och har ett svart streck som visar fyndplatsens exakta position. Kartans mittpunktskoordinat är N 7190225, E 757653 i SWEREF 99 TM.</w:t>
       </w:r>
     </w:p>
     <w:p>
@@ -368,7 +368,7 @@
     <w:r>
       <w:tab/>
       <w:tab/>
-      <w:t>2026-08-14</w:t>
+      <w:t>2026-08-15</w:t>
       <w:br/>
       <w:br/>
     </w:r>

--- a/tillsyn/A 46107-2023 tillsynsbegäran.docx
+++ b/tillsyn/A 46107-2023 tillsynsbegäran.docx
@@ -368,7 +368,7 @@
     <w:r>
       <w:tab/>
       <w:tab/>
-      <w:t>2026-08-15</w:t>
+      <w:t>2026-08-16</w:t>
       <w:br/>
       <w:br/>
     </w:r>

--- a/tillsyn/A 46107-2023 tillsynsbegäran.docx
+++ b/tillsyn/A 46107-2023 tillsynsbegäran.docx
@@ -368,7 +368,7 @@
     <w:r>
       <w:tab/>
       <w:tab/>
-      <w:t>2026-08-16</w:t>
+      <w:t>2026-08-17</w:t>
       <w:br/>
       <w:br/>
     </w:r>

--- a/tillsyn/A 46107-2023 tillsynsbegäran.docx
+++ b/tillsyn/A 46107-2023 tillsynsbegäran.docx
@@ -368,7 +368,7 @@
     <w:r>
       <w:tab/>
       <w:tab/>
-      <w:t>2026-08-17</w:t>
+      <w:t>2026-08-18</w:t>
       <w:br/>
       <w:br/>
     </w:r>

--- a/tillsyn/A 46107-2023 tillsynsbegäran.docx
+++ b/tillsyn/A 46107-2023 tillsynsbegäran.docx
@@ -368,7 +368,7 @@
     <w:r>
       <w:tab/>
       <w:tab/>
-      <w:t>2026-08-18</w:t>
+      <w:t>2026-08-19</w:t>
       <w:br/>
       <w:br/>
     </w:r>

--- a/tillsyn/A 46107-2023 tillsynsbegäran.docx
+++ b/tillsyn/A 46107-2023 tillsynsbegäran.docx
@@ -368,7 +368,7 @@
     <w:r>
       <w:tab/>
       <w:tab/>
-      <w:t>2026-08-19</w:t>
+      <w:t>2026-08-20</w:t>
       <w:br/>
       <w:br/>
     </w:r>

--- a/tillsyn/A 46107-2023 tillsynsbegäran.docx
+++ b/tillsyn/A 46107-2023 tillsynsbegäran.docx
@@ -368,7 +368,7 @@
     <w:r>
       <w:tab/>
       <w:tab/>
-      <w:t>2026-08-20</w:t>
+      <w:t>2026-08-21</w:t>
       <w:br/>
       <w:br/>
     </w:r>

--- a/tillsyn/A 46107-2023 tillsynsbegäran.docx
+++ b/tillsyn/A 46107-2023 tillsynsbegäran.docx
@@ -368,7 +368,7 @@
     <w:r>
       <w:tab/>
       <w:tab/>
-      <w:t>2026-08-21</w:t>
+      <w:t>2026-08-22</w:t>
       <w:br/>
       <w:br/>
     </w:r>

--- a/tillsyn/A 46107-2023 tillsynsbegäran.docx
+++ b/tillsyn/A 46107-2023 tillsynsbegäran.docx
@@ -368,7 +368,7 @@
     <w:r>
       <w:tab/>
       <w:tab/>
-      <w:t>2026-08-22</w:t>
+      <w:t>2026-08-23</w:t>
       <w:br/>
       <w:br/>
     </w:r>

--- a/tillsyn/A 46107-2023 tillsynsbegäran.docx
+++ b/tillsyn/A 46107-2023 tillsynsbegäran.docx
@@ -368,7 +368,7 @@
     <w:r>
       <w:tab/>
       <w:tab/>
-      <w:t>2026-08-23</w:t>
+      <w:t>2026-08-24</w:t>
       <w:br/>
       <w:br/>
     </w:r>

--- a/tillsyn/A 46107-2023 tillsynsbegäran.docx
+++ b/tillsyn/A 46107-2023 tillsynsbegäran.docx
@@ -368,7 +368,7 @@
     <w:r>
       <w:tab/>
       <w:tab/>
-      <w:t>2026-08-24</w:t>
+      <w:t>2026-08-25</w:t>
       <w:br/>
       <w:br/>
     </w:r>

--- a/tillsyn/A 46107-2023 tillsynsbegäran.docx
+++ b/tillsyn/A 46107-2023 tillsynsbegäran.docx
@@ -368,7 +368,7 @@
     <w:r>
       <w:tab/>
       <w:tab/>
-      <w:t>2026-08-25</w:t>
+      <w:t>2026-08-26</w:t>
       <w:br/>
       <w:br/>
     </w:r>

--- a/tillsyn/A 46107-2023 tillsynsbegäran.docx
+++ b/tillsyn/A 46107-2023 tillsynsbegäran.docx
@@ -368,7 +368,7 @@
     <w:r>
       <w:tab/>
       <w:tab/>
-      <w:t>2026-08-26</w:t>
+      <w:t>2026-08-27</w:t>
       <w:br/>
       <w:br/>
     </w:r>

--- a/tillsyn/A 46107-2023 tillsynsbegäran.docx
+++ b/tillsyn/A 46107-2023 tillsynsbegäran.docx
@@ -368,7 +368,7 @@
     <w:r>
       <w:tab/>
       <w:tab/>
-      <w:t>2026-08-27</w:t>
+      <w:t>2026-08-28</w:t>
       <w:br/>
       <w:br/>
     </w:r>

--- a/tillsyn/A 46107-2023 tillsynsbegäran.docx
+++ b/tillsyn/A 46107-2023 tillsynsbegäran.docx
@@ -368,7 +368,7 @@
     <w:r>
       <w:tab/>
       <w:tab/>
-      <w:t>2026-08-28</w:t>
+      <w:t>2026-08-29</w:t>
       <w:br/>
       <w:br/>
     </w:r>

--- a/tillsyn/A 46107-2023 tillsynsbegäran.docx
+++ b/tillsyn/A 46107-2023 tillsynsbegäran.docx
@@ -368,7 +368,7 @@
     <w:r>
       <w:tab/>
       <w:tab/>
-      <w:t>2026-08-29</w:t>
+      <w:t>2026-08-31</w:t>
       <w:br/>
       <w:br/>
     </w:r>

--- a/tillsyn/A 46107-2023 tillsynsbegäran.docx
+++ b/tillsyn/A 46107-2023 tillsynsbegäran.docx
@@ -368,7 +368,7 @@
     <w:r>
       <w:tab/>
       <w:tab/>
-      <w:t>2026-08-31</w:t>
+      <w:t>2026-09-01</w:t>
       <w:br/>
       <w:br/>
     </w:r>

--- a/tillsyn/A 46107-2023 tillsynsbegäran.docx
+++ b/tillsyn/A 46107-2023 tillsynsbegäran.docx
@@ -368,7 +368,7 @@
     <w:r>
       <w:tab/>
       <w:tab/>
-      <w:t>2026-09-01</w:t>
+      <w:t>2026-09-02</w:t>
       <w:br/>
       <w:br/>
     </w:r>

--- a/tillsyn/A 46107-2023 tillsynsbegäran.docx
+++ b/tillsyn/A 46107-2023 tillsynsbegäran.docx
@@ -368,7 +368,7 @@
     <w:r>
       <w:tab/>
       <w:tab/>
-      <w:t>2026-09-02</w:t>
+      <w:t>2026-09-03</w:t>
       <w:br/>
       <w:br/>
     </w:r>

--- a/tillsyn/A 46107-2023 tillsynsbegäran.docx
+++ b/tillsyn/A 46107-2023 tillsynsbegäran.docx
@@ -368,7 +368,7 @@
     <w:r>
       <w:tab/>
       <w:tab/>
-      <w:t>2026-09-03</w:t>
+      <w:t>2026-09-04</w:t>
       <w:br/>
       <w:br/>
     </w:r>

--- a/tillsyn/A 46107-2023 tillsynsbegäran.docx
+++ b/tillsyn/A 46107-2023 tillsynsbegäran.docx
@@ -368,7 +368,7 @@
     <w:r>
       <w:tab/>
       <w:tab/>
-      <w:t>2026-09-04</w:t>
+      <w:t>2026-09-05</w:t>
       <w:br/>
       <w:br/>
     </w:r>

--- a/tillsyn/A 46107-2023 tillsynsbegäran.docx
+++ b/tillsyn/A 46107-2023 tillsynsbegäran.docx
@@ -368,7 +368,7 @@
     <w:r>
       <w:tab/>
       <w:tab/>
-      <w:t>2026-09-05</w:t>
+      <w:t>2026-09-06</w:t>
       <w:br/>
       <w:br/>
     </w:r>

--- a/tillsyn/A 46107-2023 tillsynsbegäran.docx
+++ b/tillsyn/A 46107-2023 tillsynsbegäran.docx
@@ -368,7 +368,7 @@
     <w:r>
       <w:tab/>
       <w:tab/>
-      <w:t>2026-09-06</w:t>
+      <w:t>2026-09-07</w:t>
       <w:br/>
       <w:br/>
     </w:r>

--- a/tillsyn/A 46107-2023 tillsynsbegäran.docx
+++ b/tillsyn/A 46107-2023 tillsynsbegäran.docx
@@ -368,7 +368,7 @@
     <w:r>
       <w:tab/>
       <w:tab/>
-      <w:t>2026-09-07</w:t>
+      <w:t>2026-09-08</w:t>
       <w:br/>
       <w:br/>
     </w:r>

--- a/tillsyn/A 46107-2023 tillsynsbegäran.docx
+++ b/tillsyn/A 46107-2023 tillsynsbegäran.docx
@@ -368,7 +368,7 @@
     <w:r>
       <w:tab/>
       <w:tab/>
-      <w:t>2026-09-08</w:t>
+      <w:t>2026-09-09</w:t>
       <w:br/>
       <w:br/>
     </w:r>

--- a/tillsyn/A 46107-2023 tillsynsbegäran.docx
+++ b/tillsyn/A 46107-2023 tillsynsbegäran.docx
@@ -368,7 +368,7 @@
     <w:r>
       <w:tab/>
       <w:tab/>
-      <w:t>2026-09-09</w:t>
+      <w:t>2026-09-10</w:t>
       <w:br/>
       <w:br/>
     </w:r>

--- a/tillsyn/A 46107-2023 tillsynsbegäran.docx
+++ b/tillsyn/A 46107-2023 tillsynsbegäran.docx
@@ -368,7 +368,7 @@
     <w:r>
       <w:tab/>
       <w:tab/>
-      <w:t>2026-09-10</w:t>
+      <w:t>2026-09-11</w:t>
       <w:br/>
       <w:br/>
     </w:r>

--- a/tillsyn/A 46107-2023 tillsynsbegäran.docx
+++ b/tillsyn/A 46107-2023 tillsynsbegäran.docx
@@ -368,7 +368,7 @@
     <w:r>
       <w:tab/>
       <w:tab/>
-      <w:t>2026-09-11</w:t>
+      <w:t>2026-09-12</w:t>
       <w:br/>
       <w:br/>
     </w:r>
